--- a/seminar2/Seminar2_Certificate_template.docx
+++ b/seminar2/Seminar2_Certificate_template.docx
@@ -294,7 +294,7 @@
           <w:sz w:val="24"/>
           <w:szCs w:val="24"/>
         </w:rPr>
-        <w:t xml:space="preserve">For participation in the seminar «From Crisis to Contribution:</w:t>
+        <w:t xml:space="preserve">For participation in the online seminar «From Crisis to Contribution:</w:t>
       </w:r>
     </w:p>
     <w:p>
@@ -561,7 +561,7 @@
                 <w:sz w:val="27"/>
                 <w:szCs w:val="27"/>
               </w:rPr>
-              <w:t xml:space="preserve">Natalya PIDMURNIAK</w:t>
+              <w:t xml:space="preserve">Natalia PIDMURNIAK</w:t>
             </w:r>
           </w:p>
           <w:p>

--- a/seminar2/Seminar2_Certificate_template.docx
+++ b/seminar2/Seminar2_Certificate_template.docx
@@ -269,22 +269,7 @@
     </w:p>
     <w:p>
       <w:pPr>
-        <w:spacing w:after="0" w:before="260" w:line="468" w:lineRule="exact"/>
-        <w:jc w:val="center"/>
-      </w:pPr>
-      <w:r>
-        <w:rPr>
-          <w:rFonts w:ascii="Poppins Light" w:cs="Poppins Light" w:eastAsia="Poppins Light" w:hAnsi="Poppins Light"/>
-          <w:color w:val="356CA0"/>
-          <w:sz w:val="36"/>
-          <w:szCs w:val="36"/>
-        </w:rPr>
-        <w:t xml:space="preserve">2026/XXXXX</w:t>
-      </w:r>
-    </w:p>
-    <w:p>
-      <w:pPr>
-        <w:spacing w:after="0" w:before="420" w:line="420" w:lineRule="exact"/>
+        <w:spacing w:after="0" w:before="760" w:line="420" w:lineRule="exact"/>
         <w:jc w:val="center"/>
       </w:pPr>
       <w:r>
@@ -314,7 +299,7 @@
     </w:p>
     <w:p>
       <w:pPr>
-        <w:spacing w:after="0" w:before="560" w:line="720" w:lineRule="exact"/>
+        <w:spacing w:after="0" w:before="700" w:line="720" w:lineRule="exact"/>
         <w:jc w:val="center"/>
       </w:pPr>
       <w:r>
@@ -329,7 +314,7 @@
     </w:p>
     <w:p>
       <w:pPr>
-        <w:spacing w:before="0" w:line="1100" w:lineRule="exact"/>
+        <w:spacing w:before="0" w:line="1350" w:lineRule="exact"/>
       </w:pPr>
     </w:p>
     <w:tbl>
@@ -757,7 +742,7 @@
               <w:sz w:val="22"/>
               <w:szCs w:val="22"/>
             </w:rPr>
-            <w:t xml:space="preserve">4 November 2026, 2.5 hours</w:t>
+            <w:t xml:space="preserve">4 November 2026, 2 hours</w:t>
           </w:r>
         </w:p>
       </w:tc>
